--- a/离散数学/集合论与图论/集合论与图论（上）课后习题/第10讲测验.docx
+++ b/离散数学/集合论与图论/集合论与图论（上）课后习题/第10讲测验.docx
@@ -91,6 +91,7 @@
       <w:pPr>
         <w:spacing w:line="360" w:lineRule="auto"/>
         <w:rPr>
+          <w:rFonts w:hint="eastAsia"/>
           <w:lang w:eastAsia="zh-CN"/>
         </w:rPr>
       </w:pPr>
@@ -106,12 +107,14 @@
       <w:pPr>
         <w:spacing w:line="360" w:lineRule="auto"/>
         <w:rPr>
+          <w:rFonts w:hint="eastAsia"/>
           <w:highlight w:val="yellow"/>
           <w:lang w:eastAsia="zh-CN"/>
         </w:rPr>
       </w:pPr>
       <w:r>
         <w:rPr>
+          <w:noProof/>
           <w:highlight w:val="yellow"/>
           <w:lang w:eastAsia="zh-CN"/>
         </w:rPr>
@@ -131,7 +134,7 @@
                     <pic:cNvPicPr/>
                   </pic:nvPicPr>
                   <pic:blipFill>
-                    <a:blip r:embed="rId6"/>
+                    <a:blip r:embed="rId8"/>
                     <a:stretch>
                       <a:fillRect/>
                     </a:stretch>
@@ -252,6 +255,7 @@
       <w:pPr>
         <w:spacing w:line="360" w:lineRule="auto"/>
         <w:rPr>
+          <w:rFonts w:hint="eastAsia"/>
           <w:highlight w:val="yellow"/>
           <w:lang w:eastAsia="zh-CN"/>
         </w:rPr>
@@ -268,6 +272,7 @@
       <w:pPr>
         <w:spacing w:line="360" w:lineRule="auto"/>
         <w:rPr>
+          <w:rFonts w:hint="eastAsia"/>
           <w:lang w:eastAsia="zh-CN"/>
         </w:rPr>
       </w:pPr>
@@ -371,6 +376,7 @@
       <w:pPr>
         <w:spacing w:line="360" w:lineRule="auto"/>
         <w:rPr>
+          <w:rFonts w:hint="eastAsia"/>
           <w:lang w:eastAsia="zh-CN"/>
         </w:rPr>
       </w:pPr>
@@ -445,6 +451,7 @@
       <w:pPr>
         <w:spacing w:line="360" w:lineRule="auto"/>
         <w:rPr>
+          <w:rFonts w:hint="eastAsia"/>
           <w:lang w:eastAsia="zh-CN"/>
         </w:rPr>
       </w:pPr>
@@ -466,6 +473,7 @@
       </w:pPr>
       <w:r>
         <w:rPr>
+          <w:noProof/>
           <w:lang w:eastAsia="zh-CN"/>
         </w:rPr>
         <w:drawing>
@@ -484,7 +492,7 @@
                     <pic:cNvPicPr/>
                   </pic:nvPicPr>
                   <pic:blipFill>
-                    <a:blip r:embed="rId7"/>
+                    <a:blip r:embed="rId9"/>
                     <a:stretch>
                       <a:fillRect/>
                     </a:stretch>
@@ -517,6 +525,7 @@
         <w:rPr>
           <w:lang w:eastAsia="zh-CN"/>
         </w:rPr>
+        <w:lastRenderedPageBreak/>
         <w:t>5,设集合X={1，2，3，4，5，6，7，8，9，10，11，12}，|为X上的整除关系，则对于偏序关系|而言集合{3，6，9}的最小元为3。</w:t>
       </w:r>
     </w:p>
@@ -554,6 +563,7 @@
       <w:pPr>
         <w:spacing w:line="360" w:lineRule="auto"/>
         <w:rPr>
+          <w:rFonts w:hint="eastAsia"/>
           <w:lang w:eastAsia="zh-CN"/>
         </w:rPr>
       </w:pPr>
@@ -610,7 +620,7 @@
                     <pic:cNvPicPr/>
                   </pic:nvPicPr>
                   <pic:blipFill>
-                    <a:blip r:embed="rId8"/>
+                    <a:blip r:embed="rId10"/>
                     <a:stretch>
                       <a:fillRect/>
                     </a:stretch>
@@ -658,7 +668,7 @@
                     <pic:cNvPicPr/>
                   </pic:nvPicPr>
                   <pic:blipFill>
-                    <a:blip r:embed="rId9"/>
+                    <a:blip r:embed="rId11"/>
                     <a:stretch>
                       <a:fillRect/>
                     </a:stretch>
@@ -706,7 +716,7 @@
                     <pic:cNvPicPr/>
                   </pic:nvPicPr>
                   <pic:blipFill>
-                    <a:blip r:embed="rId10"/>
+                    <a:blip r:embed="rId12"/>
                     <a:stretch>
                       <a:fillRect/>
                     </a:stretch>
@@ -754,7 +764,7 @@
                     <pic:cNvPicPr/>
                   </pic:nvPicPr>
                   <pic:blipFill>
-                    <a:blip r:embed="rId11"/>
+                    <a:blip r:embed="rId13"/>
                     <a:stretch>
                       <a:fillRect/>
                     </a:stretch>
@@ -802,7 +812,7 @@
                     <pic:cNvPicPr/>
                   </pic:nvPicPr>
                   <pic:blipFill>
-                    <a:blip r:embed="rId8"/>
+                    <a:blip r:embed="rId10"/>
                     <a:stretch>
                       <a:fillRect/>
                     </a:stretch>
@@ -850,7 +860,7 @@
                     <pic:cNvPicPr/>
                   </pic:nvPicPr>
                   <pic:blipFill>
-                    <a:blip r:embed="rId12"/>
+                    <a:blip r:embed="rId14"/>
                     <a:stretch>
                       <a:fillRect/>
                     </a:stretch>
@@ -884,11 +894,13 @@
         <w:rPr>
           <w:rFonts w:hint="eastAsia"/>
           <w:highlight w:val="yellow"/>
+          <w:lang w:eastAsia="zh-CN"/>
         </w:rPr>
       </w:pPr>
       <w:r>
         <w:rPr>
           <w:highlight w:val="yellow"/>
+          <w:lang w:eastAsia="zh-CN"/>
         </w:rPr>
         <w:t>A,错误</w:t>
       </w:r>
@@ -899,11 +911,13 @@
         <w:rPr>
           <w:rFonts w:hint="eastAsia"/>
           <w:highlight w:val="yellow"/>
+          <w:lang w:eastAsia="zh-CN"/>
         </w:rPr>
       </w:pPr>
       <w:r>
         <w:rPr>
           <w:highlight w:val="yellow"/>
+          <w:lang w:eastAsia="zh-CN"/>
         </w:rPr>
         <w:t>B,正确</w:t>
       </w:r>
@@ -911,10 +925,15 @@
     <w:p>
       <w:pPr>
         <w:spacing w:line="360" w:lineRule="auto"/>
+        <w:rPr>
+          <w:rFonts w:hint="eastAsia"/>
+          <w:lang w:eastAsia="zh-CN"/>
+        </w:rPr>
       </w:pPr>
       <w:r>
         <w:rPr>
           <w:highlight w:val="yellow"/>
+          <w:lang w:eastAsia="zh-CN"/>
         </w:rPr>
         <w:t>答案:B</w:t>
       </w:r>
@@ -948,10 +967,14 @@
       <w:pPr>
         <w:spacing w:line="360" w:lineRule="auto"/>
         <w:rPr>
+          <w:rFonts w:hint="eastAsia"/>
           <w:lang w:eastAsia="zh-CN"/>
         </w:rPr>
       </w:pPr>
       <w:r>
+        <w:rPr>
+          <w:noProof/>
+        </w:rPr>
         <w:drawing>
           <wp:inline distT="0" distB="0" distL="0" distR="0" wp14:anchorId="197C20BE" wp14:editId="674B1CEE">
             <wp:extent cx="5486400" cy="1895475"/>
@@ -968,7 +991,7 @@
                     <pic:cNvPicPr/>
                   </pic:nvPicPr>
                   <pic:blipFill>
-                    <a:blip r:embed="rId13"/>
+                    <a:blip r:embed="rId15"/>
                     <a:stretch>
                       <a:fillRect/>
                     </a:stretch>
@@ -993,14 +1016,15 @@
       <w:pPr>
         <w:spacing w:line="360" w:lineRule="auto"/>
         <w:rPr>
-          <w:rFonts w:hint="eastAsia"/>
           <w:lang w:eastAsia="zh-CN"/>
         </w:rPr>
       </w:pPr>
       <w:r>
         <w:rPr>
+          <w:noProof/>
           <w:lang w:eastAsia="zh-CN"/>
         </w:rPr>
+        <w:lastRenderedPageBreak/>
         <w:drawing>
           <wp:inline distT="0" distB="0" distL="0" distR="0" wp14:anchorId="5D0D760A" wp14:editId="4DA5C21E">
             <wp:extent cx="5486400" cy="2375535"/>
@@ -1017,7 +1041,7 @@
                     <pic:cNvPicPr/>
                   </pic:nvPicPr>
                   <pic:blipFill>
-                    <a:blip r:embed="rId14"/>
+                    <a:blip r:embed="rId16"/>
                     <a:stretch>
                       <a:fillRect/>
                     </a:stretch>
@@ -1038,6 +1062,119 @@
         </w:drawing>
       </w:r>
     </w:p>
+    <w:p>
+      <w:pPr>
+        <w:spacing w:line="360" w:lineRule="auto"/>
+        <w:rPr>
+          <w:lang w:eastAsia="zh-CN"/>
+        </w:rPr>
+      </w:pPr>
+    </w:p>
+    <w:p>
+      <w:pPr>
+        <w:spacing w:line="360" w:lineRule="auto"/>
+        <w:rPr>
+          <w:rFonts w:hint="eastAsia"/>
+          <w:b/>
+          <w:bCs/>
+          <w:lang w:eastAsia="zh-CN"/>
+        </w:rPr>
+      </w:pPr>
+      <w:r>
+        <w:rPr>
+          <w:rFonts w:hint="eastAsia"/>
+          <w:lang w:eastAsia="zh-CN"/>
+        </w:rPr>
+        <w:t>等价关系：</w:t>
+      </w:r>
+      <w:r>
+        <w:rPr>
+          <w:b/>
+          <w:bCs/>
+          <w:lang w:eastAsia="zh-CN"/>
+        </w:rPr>
+        <w:t>自反性、对称性、传递性</w:t>
+      </w:r>
+    </w:p>
+    <w:p>
+      <w:pPr>
+        <w:spacing w:line="360" w:lineRule="auto"/>
+        <w:rPr>
+          <w:b/>
+          <w:bCs/>
+          <w:lang w:eastAsia="zh-CN"/>
+        </w:rPr>
+      </w:pPr>
+      <w:r>
+        <w:rPr>
+          <w:rFonts w:hint="eastAsia"/>
+          <w:lang w:eastAsia="zh-CN"/>
+        </w:rPr>
+        <w:t>偏序关系：</w:t>
+      </w:r>
+      <w:r>
+        <w:rPr>
+          <w:b/>
+          <w:bCs/>
+          <w:lang w:eastAsia="zh-CN"/>
+        </w:rPr>
+        <w:t>自反性、反对称性、传递性</w:t>
+      </w:r>
+    </w:p>
+    <w:p>
+      <w:pPr>
+        <w:spacing w:line="360" w:lineRule="auto"/>
+        <w:rPr>
+          <w:rFonts w:hint="eastAsia"/>
+          <w:b/>
+          <w:bCs/>
+          <w:lang w:eastAsia="zh-CN"/>
+        </w:rPr>
+      </w:pPr>
+      <w:r>
+        <w:rPr>
+          <w:b/>
+          <w:bCs/>
+          <w:lang w:eastAsia="zh-CN"/>
+        </w:rPr>
+        <w:lastRenderedPageBreak/>
+        <w:drawing>
+          <wp:inline distT="0" distB="0" distL="0" distR="0" wp14:anchorId="08E380FD" wp14:editId="622BD62F">
+            <wp:extent cx="4801451" cy="6267450"/>
+            <wp:effectExtent l="0" t="0" r="0" b="0"/>
+            <wp:docPr id="165143031" name="图片 1"/>
+            <wp:cNvGraphicFramePr>
+              <a:graphicFrameLocks xmlns:a="http://schemas.openxmlformats.org/drawingml/2006/main" noChangeAspect="1"/>
+            </wp:cNvGraphicFramePr>
+            <a:graphic xmlns:a="http://schemas.openxmlformats.org/drawingml/2006/main">
+              <a:graphicData uri="http://schemas.openxmlformats.org/drawingml/2006/picture">
+                <pic:pic xmlns:pic="http://schemas.openxmlformats.org/drawingml/2006/picture">
+                  <pic:nvPicPr>
+                    <pic:cNvPr id="165143031" name=""/>
+                    <pic:cNvPicPr/>
+                  </pic:nvPicPr>
+                  <pic:blipFill>
+                    <a:blip r:embed="rId17"/>
+                    <a:stretch>
+                      <a:fillRect/>
+                    </a:stretch>
+                  </pic:blipFill>
+                  <pic:spPr>
+                    <a:xfrm>
+                      <a:off x="0" y="0"/>
+                      <a:ext cx="4804904" cy="6271957"/>
+                    </a:xfrm>
+                    <a:prstGeom prst="rect">
+                      <a:avLst/>
+                    </a:prstGeom>
+                  </pic:spPr>
+                </pic:pic>
+              </a:graphicData>
+            </a:graphic>
+          </wp:inline>
+        </w:drawing>
+      </w:r>
+    </w:p>
     <w:sectPr>
       <w:pgSz w:w="12240" w:h="15840"/>
       <w:pgMar w:top="1440" w:right="1800" w:bottom="1440" w:left="1800" w:header="720" w:footer="720" w:gutter="0"/>
@@ -1046,6 +1183,68 @@
     </w:sectPr>
   </w:body>
 </w:document>
+</file>
+
+<file path=word/endnotes.xml><?xml version="1.0" encoding="utf-8"?>
+<w:endnotes xmlns:wpc="http://schemas.microsoft.com/office/word/2010/wordprocessingCanvas" xmlns:cx="http://schemas.microsoft.com/office/drawing/2014/chartex" xmlns:cx1="http://schemas.microsoft.com/office/drawing/2015/9/8/chartex" xmlns:cx2="http://schemas.microsoft.com/office/drawing/2015/10/21/chartex" xmlns:cx3="http://schemas.microsoft.com/office/drawing/2016/5/9/chartex" xmlns:cx4="http://schemas.microsoft.com/office/drawing/2016/5/10/chartex" xmlns:cx5="http://schemas.microsoft.com/office/drawing/2016/5/11/chartex" xmlns:cx6="http://schemas.microsoft.com/office/drawing/2016/5/12/chartex" xmlns:cx7="http://schemas.microsoft.com/office/drawing/2016/5/13/chartex" xmlns:cx8="http://schemas.microsoft.com/office/drawing/2016/5/14/chartex" xmlns:mc="http://schemas.openxmlformats.org/markup-compatibility/2006" xmlns:aink="http://schemas.microsoft.com/office/drawing/2016/ink" xmlns:am3d="http://schemas.microsoft.com/office/drawing/2017/model3d" xmlns:o="urn:schemas-microsoft-com:office:office" xmlns:oel="http://schemas.microsoft.com/office/2019/extlst" xmlns:r="http://schemas.openxmlformats.org/officeDocument/2006/relationships" xmlns:m="http://schemas.openxmlformats.org/officeDocument/2006/math" xmlns:v="urn:schemas-microsoft-com:vml" xmlns:wp14="http://schemas.microsoft.com/office/word/2010/wordprocessingDrawing" xmlns:wp="http://schemas.openxmlformats.org/drawingml/2006/wordprocessingDrawing" xmlns:w10="urn:schemas-microsoft-com:office:word" xmlns:w="http://schemas.openxmlformats.org/wordprocessingml/2006/main" xmlns:w14="http://schemas.microsoft.com/office/word/2010/wordml" xmlns:w15="http://schemas.microsoft.com/office/word/2012/wordml" xmlns:w16cex="http://schemas.microsoft.com/office/word/2018/wordml/cex" xmlns:w16cid="http://schemas.microsoft.com/office/word/2016/wordml/cid" xmlns:w16="http://schemas.microsoft.com/office/word/2018/wordml" xmlns:w16du="http://schemas.microsoft.com/office/word/2023/wordml/word16du" xmlns:w16sdtdh="http://schemas.microsoft.com/office/word/2020/wordml/sdtdatahash" xmlns:w16sdtfl="http://schemas.microsoft.com/office/word/2024/wordml/sdtformatlock" xmlns:w16se="http://schemas.microsoft.com/office/word/2015/wordml/symex" xmlns:wpg="http://schemas.microsoft.com/office/word/2010/wordprocessingGroup" xmlns:wpi="http://schemas.microsoft.com/office/word/2010/wordprocessingInk" xmlns:wne="http://schemas.microsoft.com/office/word/2006/wordml" xmlns:wps="http://schemas.microsoft.com/office/word/2010/wordprocessingShape" mc:Ignorable="w14 w15 w16se w16cid w16 w16cex w16sdtdh w16sdtfl w16du wp14">
+  <w:endnote w:type="separator" w:id="-1">
+    <w:p>
+      <w:pPr>
+        <w:spacing w:after="0" w:line="240" w:lineRule="auto"/>
+        <w:rPr>
+          <w:rFonts w:hint="eastAsia"/>
+        </w:rPr>
+      </w:pPr>
+      <w:r>
+        <w:separator/>
+      </w:r>
+    </w:p>
+  </w:endnote>
+  <w:endnote w:type="continuationSeparator" w:id="0">
+    <w:p>
+      <w:pPr>
+        <w:spacing w:after="0" w:line="240" w:lineRule="auto"/>
+        <w:rPr>
+          <w:rFonts w:hint="eastAsia"/>
+        </w:rPr>
+      </w:pPr>
+      <w:r>
+        <w:continuationSeparator/>
+      </w:r>
+    </w:p>
+  </w:endnote>
+</w:endnotes>
+</file>
+
+<file path=word/footnotes.xml><?xml version="1.0" encoding="utf-8"?>
+<w:footnotes xmlns:wpc="http://schemas.microsoft.com/office/word/2010/wordprocessingCanvas" xmlns:cx="http://schemas.microsoft.com/office/drawing/2014/chartex" xmlns:cx1="http://schemas.microsoft.com/office/drawing/2015/9/8/chartex" xmlns:cx2="http://schemas.microsoft.com/office/drawing/2015/10/21/chartex" xmlns:cx3="http://schemas.microsoft.com/office/drawing/2016/5/9/chartex" xmlns:cx4="http://schemas.microsoft.com/office/drawing/2016/5/10/chartex" xmlns:cx5="http://schemas.microsoft.com/office/drawing/2016/5/11/chartex" xmlns:cx6="http://schemas.microsoft.com/office/drawing/2016/5/12/chartex" xmlns:cx7="http://schemas.microsoft.com/office/drawing/2016/5/13/chartex" xmlns:cx8="http://schemas.microsoft.com/office/drawing/2016/5/14/chartex" xmlns:mc="http://schemas.openxmlformats.org/markup-compatibility/2006" xmlns:aink="http://schemas.microsoft.com/office/drawing/2016/ink" xmlns:am3d="http://schemas.microsoft.com/office/drawing/2017/model3d" xmlns:o="urn:schemas-microsoft-com:office:office" xmlns:oel="http://schemas.microsoft.com/office/2019/extlst" xmlns:r="http://schemas.openxmlformats.org/officeDocument/2006/relationships" xmlns:m="http://schemas.openxmlformats.org/officeDocument/2006/math" xmlns:v="urn:schemas-microsoft-com:vml" xmlns:wp14="http://schemas.microsoft.com/office/word/2010/wordprocessingDrawing" xmlns:wp="http://schemas.openxmlformats.org/drawingml/2006/wordprocessingDrawing" xmlns:w10="urn:schemas-microsoft-com:office:word" xmlns:w="http://schemas.openxmlformats.org/wordprocessingml/2006/main" xmlns:w14="http://schemas.microsoft.com/office/word/2010/wordml" xmlns:w15="http://schemas.microsoft.com/office/word/2012/wordml" xmlns:w16cex="http://schemas.microsoft.com/office/word/2018/wordml/cex" xmlns:w16cid="http://schemas.microsoft.com/office/word/2016/wordml/cid" xmlns:w16="http://schemas.microsoft.com/office/word/2018/wordml" xmlns:w16du="http://schemas.microsoft.com/office/word/2023/wordml/word16du" xmlns:w16sdtdh="http://schemas.microsoft.com/office/word/2020/wordml/sdtdatahash" xmlns:w16sdtfl="http://schemas.microsoft.com/office/word/2024/wordml/sdtformatlock" xmlns:w16se="http://schemas.microsoft.com/office/word/2015/wordml/symex" xmlns:wpg="http://schemas.microsoft.com/office/word/2010/wordprocessingGroup" xmlns:wpi="http://schemas.microsoft.com/office/word/2010/wordprocessingInk" xmlns:wne="http://schemas.microsoft.com/office/word/2006/wordml" xmlns:wps="http://schemas.microsoft.com/office/word/2010/wordprocessingShape" mc:Ignorable="w14 w15 w16se w16cid w16 w16cex w16sdtdh w16sdtfl w16du wp14">
+  <w:footnote w:type="separator" w:id="-1">
+    <w:p>
+      <w:pPr>
+        <w:spacing w:after="0" w:line="240" w:lineRule="auto"/>
+        <w:rPr>
+          <w:rFonts w:hint="eastAsia"/>
+        </w:rPr>
+      </w:pPr>
+      <w:r>
+        <w:separator/>
+      </w:r>
+    </w:p>
+  </w:footnote>
+  <w:footnote w:type="continuationSeparator" w:id="0">
+    <w:p>
+      <w:pPr>
+        <w:spacing w:after="0" w:line="240" w:lineRule="auto"/>
+        <w:rPr>
+          <w:rFonts w:hint="eastAsia"/>
+        </w:rPr>
+      </w:pPr>
+      <w:r>
+        <w:continuationSeparator/>
+      </w:r>
+    </w:p>
+  </w:footnote>
+</w:footnotes>
 </file>
 
 <file path=word/numbering.xml><?xml version="1.0" encoding="utf-8"?>

--- a/离散数学/集合论与图论/集合论与图论（上）课后习题/第10讲测验.docx
+++ b/离散数学/集合论与图论/集合论与图论（上）课后习题/第10讲测验.docx
@@ -16,7 +16,23 @@
           <w:highlight w:val="yellow"/>
           <w:lang w:eastAsia="zh-CN"/>
         </w:rPr>
-        <w:t>1,设集合X={1，2，3，4，5，6，7，8，9，10，11，12}，|为X上的整除关系，则对于偏序关系|而言集合{2，3，4，6}有（）个极大元。</w:t>
+        <w:t>1,设集合X={1，2，3，4，5，6，7，8，9，10，11，12}，|为X上的整除关系，则对于偏序关系|而言集合{2，3，4，6}有（）</w:t>
+      </w:r>
+      <w:proofErr w:type="gramStart"/>
+      <w:r>
+        <w:rPr>
+          <w:highlight w:val="yellow"/>
+          <w:lang w:eastAsia="zh-CN"/>
+        </w:rPr>
+        <w:t>个</w:t>
+      </w:r>
+      <w:proofErr w:type="gramEnd"/>
+      <w:r>
+        <w:rPr>
+          <w:highlight w:val="yellow"/>
+          <w:lang w:eastAsia="zh-CN"/>
+        </w:rPr>
+        <w:t>极大元。</w:t>
       </w:r>
     </w:p>
     <w:p>
@@ -179,7 +195,23 @@
           <w:highlight w:val="yellow"/>
           <w:lang w:eastAsia="zh-CN"/>
         </w:rPr>
-        <w:t>2,设集合X={1，2，3，4，5，6，7，8，9，10，11，12}，|为X上的整除关系，则对于偏序关系|而言集合{6，9}有（）个下界。</w:t>
+        <w:t>2,设集合X={1，2，3，4，5，6，7，8，9，10，11，12}，|为X上的整除关系，则对于偏序关系|而言集合{6，9}有（）</w:t>
+      </w:r>
+      <w:proofErr w:type="gramStart"/>
+      <w:r>
+        <w:rPr>
+          <w:highlight w:val="yellow"/>
+          <w:lang w:eastAsia="zh-CN"/>
+        </w:rPr>
+        <w:t>个</w:t>
+      </w:r>
+      <w:proofErr w:type="gramEnd"/>
+      <w:r>
+        <w:rPr>
+          <w:highlight w:val="yellow"/>
+          <w:lang w:eastAsia="zh-CN"/>
+        </w:rPr>
+        <w:t>下界。</w:t>
       </w:r>
     </w:p>
     <w:p>
@@ -410,7 +442,23 @@
           <w:highlight w:val="yellow"/>
           <w:lang w:eastAsia="zh-CN"/>
         </w:rPr>
-        <w:t>4,设集合X={1，2，3，4，5，6，7，8，9，10，11，12}，|为X上的整除关系，则对于偏序关系|而言集合{2，4，6}的最大元为6。</w:t>
+        <w:t>4,设集合X={1，2，3，4，5，6，7，8，9，10，11，12}，|为X上的整除关系，则对于偏序关系|而言集合{2，4，6}的</w:t>
+      </w:r>
+      <w:proofErr w:type="gramStart"/>
+      <w:r>
+        <w:rPr>
+          <w:highlight w:val="yellow"/>
+          <w:lang w:eastAsia="zh-CN"/>
+        </w:rPr>
+        <w:t>最大元</w:t>
+      </w:r>
+      <w:proofErr w:type="gramEnd"/>
+      <w:r>
+        <w:rPr>
+          <w:highlight w:val="yellow"/>
+          <w:lang w:eastAsia="zh-CN"/>
+        </w:rPr>
+        <w:t>为6。</w:t>
       </w:r>
     </w:p>
     <w:p>
@@ -526,7 +574,21 @@
           <w:lang w:eastAsia="zh-CN"/>
         </w:rPr>
         <w:lastRenderedPageBreak/>
-        <w:t>5,设集合X={1，2，3，4，5，6，7，8，9，10，11，12}，|为X上的整除关系，则对于偏序关系|而言集合{3，6，9}的最小元为3。</w:t>
+        <w:t>5,设集合X={1，2，3，4，5，6，7，8，9，10，11，12}，|为X上的整除关系，则对于偏序关系|而言集合{3，6，9}的</w:t>
+      </w:r>
+      <w:proofErr w:type="gramStart"/>
+      <w:r>
+        <w:rPr>
+          <w:lang w:eastAsia="zh-CN"/>
+        </w:rPr>
+        <w:t>最小元</w:t>
+      </w:r>
+      <w:proofErr w:type="gramEnd"/>
+      <w:r>
+        <w:rPr>
+          <w:lang w:eastAsia="zh-CN"/>
+        </w:rPr>
+        <w:t>为3。</w:t>
       </w:r>
     </w:p>
     <w:p>
@@ -1016,6 +1078,7 @@
       <w:pPr>
         <w:spacing w:line="360" w:lineRule="auto"/>
         <w:rPr>
+          <w:rFonts w:hint="eastAsia"/>
           <w:lang w:eastAsia="zh-CN"/>
         </w:rPr>
       </w:pPr>
@@ -1066,6 +1129,7 @@
       <w:pPr>
         <w:spacing w:line="360" w:lineRule="auto"/>
         <w:rPr>
+          <w:rFonts w:hint="eastAsia"/>
           <w:lang w:eastAsia="zh-CN"/>
         </w:rPr>
       </w:pPr>
@@ -1100,6 +1164,7 @@
       <w:pPr>
         <w:spacing w:line="360" w:lineRule="auto"/>
         <w:rPr>
+          <w:rFonts w:hint="eastAsia"/>
           <w:b/>
           <w:bCs/>
           <w:lang w:eastAsia="zh-CN"/>
@@ -1125,7 +1190,6 @@
       <w:pPr>
         <w:spacing w:line="360" w:lineRule="auto"/>
         <w:rPr>
-          <w:rFonts w:hint="eastAsia"/>
           <w:b/>
           <w:bCs/>
           <w:lang w:eastAsia="zh-CN"/>
@@ -1135,6 +1199,7 @@
         <w:rPr>
           <w:b/>
           <w:bCs/>
+          <w:noProof/>
           <w:lang w:eastAsia="zh-CN"/>
         </w:rPr>
         <w:lastRenderedPageBreak/>
@@ -1163,6 +1228,122 @@
                     <a:xfrm>
                       <a:off x="0" y="0"/>
                       <a:ext cx="4804904" cy="6271957"/>
+                    </a:xfrm>
+                    <a:prstGeom prst="rect">
+                      <a:avLst/>
+                    </a:prstGeom>
+                  </pic:spPr>
+                </pic:pic>
+              </a:graphicData>
+            </a:graphic>
+          </wp:inline>
+        </w:drawing>
+      </w:r>
+    </w:p>
+    <w:p>
+      <w:pPr>
+        <w:spacing w:line="360" w:lineRule="auto"/>
+        <w:rPr>
+          <w:b/>
+          <w:bCs/>
+          <w:lang w:eastAsia="zh-CN"/>
+        </w:rPr>
+      </w:pPr>
+    </w:p>
+    <w:p>
+      <w:pPr>
+        <w:spacing w:line="360" w:lineRule="auto"/>
+        <w:rPr>
+          <w:b/>
+          <w:bCs/>
+          <w:lang w:eastAsia="zh-CN"/>
+        </w:rPr>
+      </w:pPr>
+      <w:r>
+        <w:rPr>
+          <w:b/>
+          <w:bCs/>
+          <w:lang w:eastAsia="zh-CN"/>
+        </w:rPr>
+        <w:lastRenderedPageBreak/>
+        <w:drawing>
+          <wp:inline distT="0" distB="0" distL="0" distR="0" wp14:anchorId="48EED3CA" wp14:editId="41349053">
+            <wp:extent cx="2257425" cy="1877309"/>
+            <wp:effectExtent l="0" t="0" r="0" b="8890"/>
+            <wp:docPr id="890463654" name="图片 1"/>
+            <wp:cNvGraphicFramePr>
+              <a:graphicFrameLocks xmlns:a="http://schemas.openxmlformats.org/drawingml/2006/main" noChangeAspect="1"/>
+            </wp:cNvGraphicFramePr>
+            <a:graphic xmlns:a="http://schemas.openxmlformats.org/drawingml/2006/main">
+              <a:graphicData uri="http://schemas.openxmlformats.org/drawingml/2006/picture">
+                <pic:pic xmlns:pic="http://schemas.openxmlformats.org/drawingml/2006/picture">
+                  <pic:nvPicPr>
+                    <pic:cNvPr id="890463654" name=""/>
+                    <pic:cNvPicPr/>
+                  </pic:nvPicPr>
+                  <pic:blipFill>
+                    <a:blip r:embed="rId18"/>
+                    <a:stretch>
+                      <a:fillRect/>
+                    </a:stretch>
+                  </pic:blipFill>
+                  <pic:spPr>
+                    <a:xfrm>
+                      <a:off x="0" y="0"/>
+                      <a:ext cx="2264778" cy="1883424"/>
+                    </a:xfrm>
+                    <a:prstGeom prst="rect">
+                      <a:avLst/>
+                    </a:prstGeom>
+                  </pic:spPr>
+                </pic:pic>
+              </a:graphicData>
+            </a:graphic>
+          </wp:inline>
+        </w:drawing>
+      </w:r>
+    </w:p>
+    <w:p>
+      <w:pPr>
+        <w:spacing w:line="360" w:lineRule="auto"/>
+        <w:rPr>
+          <w:rFonts w:hint="eastAsia"/>
+          <w:b/>
+          <w:bCs/>
+          <w:lang w:eastAsia="zh-CN"/>
+        </w:rPr>
+      </w:pPr>
+      <w:r>
+        <w:rPr>
+          <w:b/>
+          <w:bCs/>
+          <w:lang w:eastAsia="zh-CN"/>
+        </w:rPr>
+        <w:drawing>
+          <wp:inline distT="0" distB="0" distL="0" distR="0" wp14:anchorId="7E9AFBBB" wp14:editId="14C86924">
+            <wp:extent cx="3898238" cy="6009417"/>
+            <wp:effectExtent l="0" t="0" r="7620" b="0"/>
+            <wp:docPr id="1450406666" name="图片 1"/>
+            <wp:cNvGraphicFramePr>
+              <a:graphicFrameLocks xmlns:a="http://schemas.openxmlformats.org/drawingml/2006/main" noChangeAspect="1"/>
+            </wp:cNvGraphicFramePr>
+            <a:graphic xmlns:a="http://schemas.openxmlformats.org/drawingml/2006/main">
+              <a:graphicData uri="http://schemas.openxmlformats.org/drawingml/2006/picture">
+                <pic:pic xmlns:pic="http://schemas.openxmlformats.org/drawingml/2006/picture">
+                  <pic:nvPicPr>
+                    <pic:cNvPr id="1450406666" name=""/>
+                    <pic:cNvPicPr/>
+                  </pic:nvPicPr>
+                  <pic:blipFill>
+                    <a:blip r:embed="rId19"/>
+                    <a:stretch>
+                      <a:fillRect/>
+                    </a:stretch>
+                  </pic:blipFill>
+                  <pic:spPr>
+                    <a:xfrm>
+                      <a:off x="0" y="0"/>
+                      <a:ext cx="3906702" cy="6022465"/>
                     </a:xfrm>
                     <a:prstGeom prst="rect">
                       <a:avLst/>
@@ -2057,6 +2238,7 @@
   <w:style w:type="character" w:default="1" w:styleId="a2">
     <w:name w:val="Default Paragraph Font"/>
     <w:uiPriority w:val="1"/>
+    <w:semiHidden/>
     <w:unhideWhenUsed/>
   </w:style>
   <w:style w:type="table" w:default="1" w:styleId="a3">

--- a/离散数学/集合论与图论/集合论与图论（上）课后习题/第10讲测验.docx
+++ b/离散数学/集合论与图论/集合论与图论（上）课后习题/第10讲测验.docx
@@ -423,6 +423,36 @@
       <w:pPr>
         <w:spacing w:line="360" w:lineRule="auto"/>
         <w:rPr>
+          <w:lang w:eastAsia="zh-CN"/>
+        </w:rPr>
+      </w:pPr>
+    </w:p>
+    <w:p>
+      <w:pPr>
+        <w:spacing w:line="360" w:lineRule="auto"/>
+        <w:rPr>
+          <w:b/>
+          <w:bCs/>
+          <w:u w:val="single"/>
+          <w:lang w:eastAsia="zh-CN"/>
+        </w:rPr>
+      </w:pPr>
+      <w:r>
+        <w:rPr>
+          <w:rFonts w:hint="eastAsia"/>
+          <w:b/>
+          <w:bCs/>
+          <w:highlight w:val="yellow"/>
+          <w:u w:val="single"/>
+          <w:lang w:eastAsia="zh-CN"/>
+        </w:rPr>
+        <w:t>最大的那个下界，就是下确界</w:t>
+      </w:r>
+    </w:p>
+    <w:p>
+      <w:pPr>
+        <w:spacing w:line="360" w:lineRule="auto"/>
+        <w:rPr>
           <w:rFonts w:hint="eastAsia"/>
           <w:lang w:eastAsia="zh-CN"/>
         </w:rPr>
@@ -499,7 +529,6 @@
       <w:pPr>
         <w:spacing w:line="360" w:lineRule="auto"/>
         <w:rPr>
-          <w:rFonts w:hint="eastAsia"/>
           <w:lang w:eastAsia="zh-CN"/>
         </w:rPr>
       </w:pPr>
@@ -515,6 +544,53 @@
       <w:pPr>
         <w:spacing w:line="360" w:lineRule="auto"/>
         <w:rPr>
+          <w:b/>
+          <w:bCs/>
+          <w:u w:val="single"/>
+          <w:lang w:eastAsia="zh-CN"/>
+        </w:rPr>
+      </w:pPr>
+    </w:p>
+    <w:p>
+      <w:pPr>
+        <w:spacing w:line="360" w:lineRule="auto"/>
+        <w:rPr>
+          <w:rFonts w:hint="eastAsia"/>
+          <w:b/>
+          <w:bCs/>
+          <w:u w:val="single"/>
+          <w:lang w:eastAsia="zh-CN"/>
+        </w:rPr>
+      </w:pPr>
+      <w:proofErr w:type="gramStart"/>
+      <w:r>
+        <w:rPr>
+          <w:rFonts w:hint="eastAsia"/>
+          <w:b/>
+          <w:bCs/>
+          <w:highlight w:val="yellow"/>
+          <w:u w:val="single"/>
+          <w:lang w:eastAsia="zh-CN"/>
+        </w:rPr>
+        <w:t>最大元</w:t>
+      </w:r>
+      <w:proofErr w:type="gramEnd"/>
+      <w:r>
+        <w:rPr>
+          <w:rFonts w:hint="eastAsia"/>
+          <w:b/>
+          <w:bCs/>
+          <w:highlight w:val="yellow"/>
+          <w:u w:val="single"/>
+          <w:lang w:eastAsia="zh-CN"/>
+        </w:rPr>
+        <w:t>要求向下与所有可组合，极大元要求向上已经没有可组合的了</w:t>
+      </w:r>
+    </w:p>
+    <w:p>
+      <w:pPr>
+        <w:spacing w:line="360" w:lineRule="auto"/>
+        <w:rPr>
           <w:rFonts w:hint="eastAsia"/>
           <w:lang w:eastAsia="zh-CN"/>
         </w:rPr>
@@ -524,6 +600,7 @@
           <w:noProof/>
           <w:lang w:eastAsia="zh-CN"/>
         </w:rPr>
+        <w:lastRenderedPageBreak/>
         <w:drawing>
           <wp:inline distT="0" distB="0" distL="0" distR="0" wp14:anchorId="46353696" wp14:editId="3EC370AA">
             <wp:extent cx="5486400" cy="1974850"/>
@@ -573,7 +650,6 @@
         <w:rPr>
           <w:lang w:eastAsia="zh-CN"/>
         </w:rPr>
-        <w:lastRenderedPageBreak/>
         <w:t>5,设集合X={1，2，3，4，5，6，7，8，9，10，11，12}，|为X上的整除关系，则对于偏序关系|而言集合{3，6，9}的</w:t>
       </w:r>
       <w:proofErr w:type="gramStart"/>
@@ -1037,6 +1113,7 @@
         <w:rPr>
           <w:noProof/>
         </w:rPr>
+        <w:lastRenderedPageBreak/>
         <w:drawing>
           <wp:inline distT="0" distB="0" distL="0" distR="0" wp14:anchorId="197C20BE" wp14:editId="674B1CEE">
             <wp:extent cx="5486400" cy="1895475"/>
@@ -1087,7 +1164,6 @@
           <w:noProof/>
           <w:lang w:eastAsia="zh-CN"/>
         </w:rPr>
-        <w:lastRenderedPageBreak/>
         <w:drawing>
           <wp:inline distT="0" distB="0" distL="0" distR="0" wp14:anchorId="5D0D760A" wp14:editId="4DA5C21E">
             <wp:extent cx="5486400" cy="2375535"/>
@@ -1190,6 +1266,7 @@
       <w:pPr>
         <w:spacing w:line="360" w:lineRule="auto"/>
         <w:rPr>
+          <w:rFonts w:hint="eastAsia"/>
           <w:b/>
           <w:bCs/>
           <w:lang w:eastAsia="zh-CN"/>
@@ -1244,6 +1321,7 @@
       <w:pPr>
         <w:spacing w:line="360" w:lineRule="auto"/>
         <w:rPr>
+          <w:rFonts w:hint="eastAsia"/>
           <w:b/>
           <w:bCs/>
           <w:lang w:eastAsia="zh-CN"/>
@@ -1254,6 +1332,7 @@
       <w:pPr>
         <w:spacing w:line="360" w:lineRule="auto"/>
         <w:rPr>
+          <w:rFonts w:hint="eastAsia"/>
           <w:b/>
           <w:bCs/>
           <w:lang w:eastAsia="zh-CN"/>
@@ -1263,6 +1342,7 @@
         <w:rPr>
           <w:b/>
           <w:bCs/>
+          <w:noProof/>
           <w:lang w:eastAsia="zh-CN"/>
         </w:rPr>
         <w:lastRenderedPageBreak/>
@@ -1317,6 +1397,7 @@
         <w:rPr>
           <w:b/>
           <w:bCs/>
+          <w:noProof/>
           <w:lang w:eastAsia="zh-CN"/>
         </w:rPr>
         <w:drawing>

--- a/离散数学/集合论与图论/集合论与图论（上）课后习题/第10讲测验.docx
+++ b/离散数学/集合论与图论/集合论与图论（上）课后习题/第10讲测验.docx
@@ -16,23 +16,7 @@
           <w:highlight w:val="yellow"/>
           <w:lang w:eastAsia="zh-CN"/>
         </w:rPr>
-        <w:t>1,设集合X={1，2，3，4，5，6，7，8，9，10，11，12}，|为X上的整除关系，则对于偏序关系|而言集合{2，3，4，6}有（）</w:t>
-      </w:r>
-      <w:proofErr w:type="gramStart"/>
-      <w:r>
-        <w:rPr>
-          <w:highlight w:val="yellow"/>
-          <w:lang w:eastAsia="zh-CN"/>
-        </w:rPr>
-        <w:t>个</w:t>
-      </w:r>
-      <w:proofErr w:type="gramEnd"/>
-      <w:r>
-        <w:rPr>
-          <w:highlight w:val="yellow"/>
-          <w:lang w:eastAsia="zh-CN"/>
-        </w:rPr>
-        <w:t>极大元。</w:t>
+        <w:t>1,设集合X={1，2，3，4，5，6，7，8，9，10，11，12}，|为X上的整除关系，则对于偏序关系|而言集合{2，3，4，6}有（）个极大元。</w:t>
       </w:r>
     </w:p>
     <w:p>
@@ -195,23 +179,7 @@
           <w:highlight w:val="yellow"/>
           <w:lang w:eastAsia="zh-CN"/>
         </w:rPr>
-        <w:t>2,设集合X={1，2，3，4，5，6，7，8，9，10，11，12}，|为X上的整除关系，则对于偏序关系|而言集合{6，9}有（）</w:t>
-      </w:r>
-      <w:proofErr w:type="gramStart"/>
-      <w:r>
-        <w:rPr>
-          <w:highlight w:val="yellow"/>
-          <w:lang w:eastAsia="zh-CN"/>
-        </w:rPr>
-        <w:t>个</w:t>
-      </w:r>
-      <w:proofErr w:type="gramEnd"/>
-      <w:r>
-        <w:rPr>
-          <w:highlight w:val="yellow"/>
-          <w:lang w:eastAsia="zh-CN"/>
-        </w:rPr>
-        <w:t>下界。</w:t>
+        <w:t>2,设集合X={1，2，3，4，5，6，7，8，9，10，11，12}，|为X上的整除关系，则对于偏序关系|而言集合{6，9}有（）个下界。</w:t>
       </w:r>
     </w:p>
     <w:p>
@@ -423,6 +391,7 @@
       <w:pPr>
         <w:spacing w:line="360" w:lineRule="auto"/>
         <w:rPr>
+          <w:rFonts w:hint="eastAsia"/>
           <w:lang w:eastAsia="zh-CN"/>
         </w:rPr>
       </w:pPr>
@@ -431,6 +400,7 @@
       <w:pPr>
         <w:spacing w:line="360" w:lineRule="auto"/>
         <w:rPr>
+          <w:rFonts w:hint="eastAsia"/>
           <w:b/>
           <w:bCs/>
           <w:u w:val="single"/>
@@ -472,23 +442,7 @@
           <w:highlight w:val="yellow"/>
           <w:lang w:eastAsia="zh-CN"/>
         </w:rPr>
-        <w:t>4,设集合X={1，2，3，4，5，6，7，8，9，10，11，12}，|为X上的整除关系，则对于偏序关系|而言集合{2，4，6}的</w:t>
-      </w:r>
-      <w:proofErr w:type="gramStart"/>
-      <w:r>
-        <w:rPr>
-          <w:highlight w:val="yellow"/>
-          <w:lang w:eastAsia="zh-CN"/>
-        </w:rPr>
-        <w:t>最大元</w:t>
-      </w:r>
-      <w:proofErr w:type="gramEnd"/>
-      <w:r>
-        <w:rPr>
-          <w:highlight w:val="yellow"/>
-          <w:lang w:eastAsia="zh-CN"/>
-        </w:rPr>
-        <w:t>为6。</w:t>
+        <w:t>4,设集合X={1，2，3，4，5，6，7，8，9，10，11，12}，|为X上的整除关系，则对于偏序关系|而言集合{2，4，6}的最大元为6。</w:t>
       </w:r>
     </w:p>
     <w:p>
@@ -529,27 +483,23 @@
       <w:pPr>
         <w:spacing w:line="360" w:lineRule="auto"/>
         <w:rPr>
-          <w:lang w:eastAsia="zh-CN"/>
-        </w:rPr>
-      </w:pPr>
-      <w:r>
-        <w:rPr>
-          <w:highlight w:val="yellow"/>
-          <w:lang w:eastAsia="zh-CN"/>
-        </w:rPr>
-        <w:t>答案:A</w:t>
-      </w:r>
-    </w:p>
-    <w:p>
-      <w:pPr>
-        <w:spacing w:line="360" w:lineRule="auto"/>
-        <w:rPr>
+          <w:rFonts w:hint="eastAsia"/>
           <w:b/>
           <w:bCs/>
           <w:u w:val="single"/>
           <w:lang w:eastAsia="zh-CN"/>
         </w:rPr>
       </w:pPr>
+      <w:r>
+        <w:rPr>
+          <w:b/>
+          <w:bCs/>
+          <w:highlight w:val="yellow"/>
+          <w:u w:val="single"/>
+          <w:lang w:eastAsia="zh-CN"/>
+        </w:rPr>
+        <w:t>答案:A</w:t>
+      </w:r>
     </w:p>
     <w:p>
       <w:pPr>
@@ -562,7 +512,6 @@
           <w:lang w:eastAsia="zh-CN"/>
         </w:rPr>
       </w:pPr>
-      <w:proofErr w:type="gramStart"/>
       <w:r>
         <w:rPr>
           <w:rFonts w:hint="eastAsia"/>
@@ -572,19 +521,7 @@
           <w:u w:val="single"/>
           <w:lang w:eastAsia="zh-CN"/>
         </w:rPr>
-        <w:t>最大元</w:t>
-      </w:r>
-      <w:proofErr w:type="gramEnd"/>
-      <w:r>
-        <w:rPr>
-          <w:rFonts w:hint="eastAsia"/>
-          <w:b/>
-          <w:bCs/>
-          <w:highlight w:val="yellow"/>
-          <w:u w:val="single"/>
-          <w:lang w:eastAsia="zh-CN"/>
-        </w:rPr>
-        <w:t>要求向下与所有可组合，极大元要求向上已经没有可组合的了</w:t>
+        <w:t>最大元要求向下与所有可组合，极大元要求向上已经没有可组合的了</w:t>
       </w:r>
     </w:p>
     <w:p>
@@ -650,21 +587,7 @@
         <w:rPr>
           <w:lang w:eastAsia="zh-CN"/>
         </w:rPr>
-        <w:t>5,设集合X={1，2，3，4，5，6，7，8，9，10，11，12}，|为X上的整除关系，则对于偏序关系|而言集合{3，6，9}的</w:t>
-      </w:r>
-      <w:proofErr w:type="gramStart"/>
-      <w:r>
-        <w:rPr>
-          <w:lang w:eastAsia="zh-CN"/>
-        </w:rPr>
-        <w:t>最小元</w:t>
-      </w:r>
-      <w:proofErr w:type="gramEnd"/>
-      <w:r>
-        <w:rPr>
-          <w:lang w:eastAsia="zh-CN"/>
-        </w:rPr>
-        <w:t>为3。</w:t>
+        <w:t>5,设集合X={1，2，3，4，5，6，7，8，9，10，11，12}，|为X上的整除关系，则对于偏序关系|而言集合{3，6，9}的最小元为3。</w:t>
       </w:r>
     </w:p>
     <w:p>

--- a/离散数学/集合论与图论/集合论与图论（上）课后习题/第10讲测验.docx
+++ b/离散数学/集合论与图论/集合论与图论（上）课后习题/第10讲测验.docx
@@ -16,7 +16,23 @@
           <w:highlight w:val="yellow"/>
           <w:lang w:eastAsia="zh-CN"/>
         </w:rPr>
-        <w:t>1,设集合X={1，2，3，4，5，6，7，8，9，10，11，12}，|为X上的整除关系，则对于偏序关系|而言集合{2，3，4，6}有（）个极大元。</w:t>
+        <w:t>1,设集合X={1，2，3，4，5，6，7，8，9，10，11，12}，|为X上的整除关系，则对于偏序关系|而言集合{2，3，4，6}有（）</w:t>
+      </w:r>
+      <w:proofErr w:type="gramStart"/>
+      <w:r>
+        <w:rPr>
+          <w:highlight w:val="yellow"/>
+          <w:lang w:eastAsia="zh-CN"/>
+        </w:rPr>
+        <w:t>个</w:t>
+      </w:r>
+      <w:proofErr w:type="gramEnd"/>
+      <w:r>
+        <w:rPr>
+          <w:highlight w:val="yellow"/>
+          <w:lang w:eastAsia="zh-CN"/>
+        </w:rPr>
+        <w:t>极大元。</w:t>
       </w:r>
     </w:p>
     <w:p>
@@ -179,7 +195,23 @@
           <w:highlight w:val="yellow"/>
           <w:lang w:eastAsia="zh-CN"/>
         </w:rPr>
-        <w:t>2,设集合X={1，2，3，4，5，6，7，8，9，10，11，12}，|为X上的整除关系，则对于偏序关系|而言集合{6，9}有（）个下界。</w:t>
+        <w:t>2,设集合X={1，2，3，4，5，6，7，8，9，10，11，12}，|为X上的整除关系，则对于偏序关系|而言集合{6，9}有（）</w:t>
+      </w:r>
+      <w:proofErr w:type="gramStart"/>
+      <w:r>
+        <w:rPr>
+          <w:highlight w:val="yellow"/>
+          <w:lang w:eastAsia="zh-CN"/>
+        </w:rPr>
+        <w:t>个</w:t>
+      </w:r>
+      <w:proofErr w:type="gramEnd"/>
+      <w:r>
+        <w:rPr>
+          <w:highlight w:val="yellow"/>
+          <w:lang w:eastAsia="zh-CN"/>
+        </w:rPr>
+        <w:t>下界。</w:t>
       </w:r>
     </w:p>
     <w:p>
@@ -442,7 +474,23 @@
           <w:highlight w:val="yellow"/>
           <w:lang w:eastAsia="zh-CN"/>
         </w:rPr>
-        <w:t>4,设集合X={1，2，3，4，5，6，7，8，9，10，11，12}，|为X上的整除关系，则对于偏序关系|而言集合{2，4，6}的最大元为6。</w:t>
+        <w:t>4,设集合X={1，2，3，4，5，6，7，8，9，10，11，12}，|为X上的整除关系，则对于偏序关系|而言集合{2，4，6}的</w:t>
+      </w:r>
+      <w:proofErr w:type="gramStart"/>
+      <w:r>
+        <w:rPr>
+          <w:highlight w:val="yellow"/>
+          <w:lang w:eastAsia="zh-CN"/>
+        </w:rPr>
+        <w:t>最大元</w:t>
+      </w:r>
+      <w:proofErr w:type="gramEnd"/>
+      <w:r>
+        <w:rPr>
+          <w:highlight w:val="yellow"/>
+          <w:lang w:eastAsia="zh-CN"/>
+        </w:rPr>
+        <w:t>为6。</w:t>
       </w:r>
     </w:p>
     <w:p>
@@ -512,6 +560,7 @@
           <w:lang w:eastAsia="zh-CN"/>
         </w:rPr>
       </w:pPr>
+      <w:proofErr w:type="gramStart"/>
       <w:r>
         <w:rPr>
           <w:rFonts w:hint="eastAsia"/>
@@ -521,7 +570,19 @@
           <w:u w:val="single"/>
           <w:lang w:eastAsia="zh-CN"/>
         </w:rPr>
-        <w:t>最大元要求向下与所有可组合，极大元要求向上已经没有可组合的了</w:t>
+        <w:t>最大元</w:t>
+      </w:r>
+      <w:proofErr w:type="gramEnd"/>
+      <w:r>
+        <w:rPr>
+          <w:rFonts w:hint="eastAsia"/>
+          <w:b/>
+          <w:bCs/>
+          <w:highlight w:val="yellow"/>
+          <w:u w:val="single"/>
+          <w:lang w:eastAsia="zh-CN"/>
+        </w:rPr>
+        <w:t>要求向下与所有可组合，极大元要求向上已经没有可组合的了</w:t>
       </w:r>
     </w:p>
     <w:p>
@@ -587,7 +648,21 @@
         <w:rPr>
           <w:lang w:eastAsia="zh-CN"/>
         </w:rPr>
-        <w:t>5,设集合X={1，2，3，4，5，6，7，8，9，10，11，12}，|为X上的整除关系，则对于偏序关系|而言集合{3，6，9}的最小元为3。</w:t>
+        <w:t>5,设集合X={1，2，3，4，5，6，7，8，9，10，11，12}，|为X上的整除关系，则对于偏序关系|而言集合{3，6，9}的</w:t>
+      </w:r>
+      <w:proofErr w:type="gramStart"/>
+      <w:r>
+        <w:rPr>
+          <w:lang w:eastAsia="zh-CN"/>
+        </w:rPr>
+        <w:t>最小元</w:t>
+      </w:r>
+      <w:proofErr w:type="gramEnd"/>
+      <w:r>
+        <w:rPr>
+          <w:lang w:eastAsia="zh-CN"/>
+        </w:rPr>
+        <w:t>为3。</w:t>
       </w:r>
     </w:p>
     <w:p>
@@ -1189,9 +1264,10 @@
       <w:pPr>
         <w:spacing w:line="360" w:lineRule="auto"/>
         <w:rPr>
-          <w:rFonts w:hint="eastAsia"/>
           <w:b/>
           <w:bCs/>
+          <w:highlight w:val="yellow"/>
+          <w:u w:val="single"/>
           <w:lang w:eastAsia="zh-CN"/>
         </w:rPr>
       </w:pPr>
@@ -1200,6 +1276,8 @@
           <w:b/>
           <w:bCs/>
           <w:noProof/>
+          <w:highlight w:val="yellow"/>
+          <w:u w:val="single"/>
           <w:lang w:eastAsia="zh-CN"/>
         </w:rPr>
         <w:lastRenderedPageBreak/>
@@ -1238,6 +1316,50 @@
             </a:graphic>
           </wp:inline>
         </w:drawing>
+      </w:r>
+    </w:p>
+    <w:p>
+      <w:pPr>
+        <w:spacing w:line="360" w:lineRule="auto"/>
+        <w:rPr>
+          <w:rFonts w:hint="eastAsia"/>
+          <w:b/>
+          <w:bCs/>
+          <w:u w:val="single"/>
+          <w:lang w:eastAsia="zh-CN"/>
+        </w:rPr>
+      </w:pPr>
+      <w:r>
+        <w:rPr>
+          <w:rFonts w:hint="eastAsia"/>
+          <w:b/>
+          <w:bCs/>
+          <w:highlight w:val="yellow"/>
+          <w:u w:val="single"/>
+          <w:lang w:eastAsia="zh-CN"/>
+        </w:rPr>
+        <w:t>反对称也可以是（1，2</w:t>
+      </w:r>
+      <w:r>
+        <w:rPr>
+          <w:b/>
+          <w:bCs/>
+          <w:highlight w:val="yellow"/>
+          <w:u w:val="single"/>
+          <w:lang w:eastAsia="zh-CN"/>
+        </w:rPr>
+        <w:t>）</w:t>
+      </w:r>
+      <w:r>
+        <w:rPr>
+          <w:rFonts w:hint="eastAsia"/>
+          <w:b/>
+          <w:bCs/>
+          <w:highlight w:val="yellow"/>
+          <w:u w:val="single"/>
+          <w:lang w:eastAsia="zh-CN"/>
+        </w:rPr>
+        <w:t>、(2，1)一个都不存在</w:t>
       </w:r>
     </w:p>
     <w:p>
